--- a/competition/docs/人工智能工具使用情况说明.docx
+++ b/competition/docs/人工智能工具使用情况说明.docx
@@ -83,7 +83,7 @@
           <w:color w:val="17120D"/>
           <w:sz w:val="21"/>
         </w:rPr>
-        <w:t>：冯思涵（哈尔滨金融学院 · 商务英语 · 2026 级本科生）</w:t>
+        <w:t>：冯思涵（哈尔滨金融学院 · 商务英语 · 2026 级本科生）、张耀羽（哈尔滨金融学院）</w:t>
       </w:r>
     </w:p>
     <w:p>
@@ -105,7 +105,7 @@
           <w:color w:val="17120D"/>
           <w:sz w:val="21"/>
         </w:rPr>
-        <w:t>：个人参赛（单人完成，无其他学生成员）</w:t>
+        <w:t>：团队参赛（2 名学生成员）</w:t>
       </w:r>
     </w:p>
     <w:p>
@@ -2727,7 +2727,7 @@
           <w:color w:val="5A5147"/>
           <w:sz w:val="19"/>
         </w:rPr>
-        <w:t>个人参赛说明</w:t>
+        <w:t>团队说明</w:t>
       </w:r>
       <w:r>
         <w:rPr>
@@ -2735,7 +2735,7 @@
           <w:color w:val="5A5147"/>
           <w:sz w:val="19"/>
         </w:rPr>
-        <w:t>：本作品为单人参赛，不存在团队内部分工。以上"作者"即唯一参赛学生。</w:t>
+        <w:t>：本作品为两人团队参赛。冯思涵负责产品构思、机制设计、系统实现、界面与交互设计、测试与上线运维；张耀羽负责宣传视频的策划、拍摄与剪辑，答辩汇报材料的审核与美化，并作为目标用户完成独立体验测试与反馈。以上"作者"除特别说明外指冯思涵。</w:t>
       </w:r>
     </w:p>
     <w:p>
@@ -3660,7 +3660,15 @@
           <w:color w:val="17120D"/>
           <w:sz w:val="21"/>
         </w:rPr>
-        <w:t>本作品为个人参赛，作者为唯一学生成员。</w:t>
+        <w:t>本作品为两人团队参赛</w:t>
+      </w:r>
+      <w:r>
+        <w:rPr>
+          <w:rFonts w:ascii="宋体" w:hAnsi="宋体" w:eastAsia="宋体"/>
+          <w:color w:val="17120D"/>
+          <w:sz w:val="21"/>
+        </w:rPr>
+        <w:t>，学生成员为冯思涵（负责产品构思、机制设计、系统实现与上线运维）与张耀羽（负责宣传视频与汇报材料）。本节所述"作者"，除特别说明外指冯思涵。</w:t>
       </w:r>
     </w:p>
     <w:p>

--- a/competition/docs/人工智能工具使用情况说明.docx
+++ b/competition/docs/人工智能工具使用情况说明.docx
@@ -83,7 +83,7 @@
           <w:color w:val="17120D"/>
           <w:sz w:val="21"/>
         </w:rPr>
-        <w:t>：冯思涵（哈尔滨金融学院 · 商务英语 · 2026 级本科生）、张耀羽（哈尔滨金融学院）</w:t>
+        <w:t>：冯思涵（哈尔滨金融学院 · 商务英语 · 2026 级本科生）、张耀羽（哈尔滨金融学院 · 会计学 · 2025 级本科生）</w:t>
       </w:r>
     </w:p>
     <w:p>

--- a/competition/docs/人工智能工具使用情况说明.docx
+++ b/competition/docs/人工智能工具使用情况说明.docx
@@ -2735,7 +2735,7 @@
           <w:color w:val="5A5147"/>
           <w:sz w:val="19"/>
         </w:rPr>
-        <w:t>：本作品为两人团队参赛。冯思涵负责产品构思、机制设计、系统实现、界面与交互设计、测试与上线运维；张耀羽负责宣传视频的策划、拍摄与剪辑，答辩汇报材料的审核与美化，并作为目标用户完成独立体验测试与反馈。以上"作者"除特别说明外指冯思涵。</w:t>
+        <w:t>：本作品为两人团队参赛。冯思涵负责产品构思、机制设计、系统实现、界面与交互设计、测试与上线运维；张耀羽负责宣传视频的策划、拍摄与剪辑，答辩汇报材料的审核与美化。以上"作者"除特别说明外指冯思涵。</w:t>
       </w:r>
     </w:p>
     <w:p>

--- a/competition/docs/人工智能工具使用情况说明.docx
+++ b/competition/docs/人工智能工具使用情况说明.docx
@@ -3515,7 +3515,7 @@
           <w:color w:val="17120D"/>
           <w:sz w:val="21"/>
         </w:rPr>
-        <w:t>：从上游开源人格库中挑选哪 40+ 位入席、排序如何、哪些角色默认折叠、哪些角色需要重新锚定人格（作者曾针对十余位角色反馈"圆桌中被别人带偏、变成复读机"并要求修正），均由作者判断。</w:t>
+        <w:t>：从上游开源人格库中挑选哪 35 位入席、排序如何、哪些角色默认折叠、哪些角色需要重新锚定人格（作者曾针对十余位角色反馈"圆桌中被别人带偏、变成复读机"并要求修正），均由作者判断。</w:t>
       </w:r>
     </w:p>
     <w:p>
@@ -4039,7 +4039,7 @@
           <w:color w:val="17120D"/>
           <w:sz w:val="21"/>
         </w:rPr>
-        <w:t>：40+ 位思想家的人格设定</w:t>
+        <w:t>：35 位思想家的人格设定</w:t>
       </w:r>
       <w:r>
         <w:rPr>

--- a/competition/docs/人工智能工具使用情况说明.docx
+++ b/competition/docs/人工智能工具使用情况说明.docx
@@ -287,6 +287,96 @@
           <w:sz w:val="21"/>
         </w:rPr>
         <w:t>。</w:t>
+      </w:r>
+    </w:p>
+    <w:p>
+      <w:pPr>
+        <w:ind w:left="340"/>
+      </w:pPr>
+      <w:r>
+        <w:rPr>
+          <w:rFonts w:ascii="黑体" w:hAnsi="黑体" w:eastAsia="黑体"/>
+          <w:b/>
+          <w:color w:val="5A5147"/>
+          <w:sz w:val="19"/>
+        </w:rPr>
+        <w:t>版本说明</w:t>
+      </w:r>
+      <w:r>
+        <w:rPr>
+          <w:rFonts w:ascii="宋体" w:hAnsi="宋体" w:eastAsia="宋体"/>
+          <w:color w:val="5A5147"/>
+          <w:sz w:val="19"/>
+        </w:rPr>
+        <w:t>：本作品有两版——</w:t>
+      </w:r>
+      <w:r>
+        <w:rPr>
+          <w:rFonts w:ascii="黑体" w:hAnsi="黑体" w:eastAsia="黑体"/>
+          <w:b/>
+          <w:color w:val="5A5147"/>
+          <w:sz w:val="19"/>
+        </w:rPr>
+        <w:t>第一版</w:t>
+      </w:r>
+      <w:r>
+        <w:rPr>
+          <w:rFonts w:ascii="宋体" w:hAnsi="宋体" w:eastAsia="宋体"/>
+          <w:color w:val="5A5147"/>
+          <w:sz w:val="19"/>
+        </w:rPr>
+        <w:t xml:space="preserve">（2026 年 8 月上线并公开推广，下文称 </w:t>
+      </w:r>
+      <w:r>
+        <w:rPr>
+          <w:rFonts w:ascii="黑体" w:hAnsi="黑体" w:eastAsia="黑体"/>
+          <w:b/>
+          <w:color w:val="5A5147"/>
+          <w:sz w:val="19"/>
+        </w:rPr>
+        <w:t>v1</w:t>
+      </w:r>
+      <w:r>
+        <w:rPr>
+          <w:rFonts w:ascii="宋体" w:hAnsi="宋体" w:eastAsia="宋体"/>
+          <w:color w:val="5A5147"/>
+          <w:sz w:val="19"/>
+        </w:rPr>
+        <w:t>）与</w:t>
+      </w:r>
+      <w:r>
+        <w:rPr>
+          <w:rFonts w:ascii="黑体" w:hAnsi="黑体" w:eastAsia="黑体"/>
+          <w:b/>
+          <w:color w:val="5A5147"/>
+          <w:sz w:val="19"/>
+        </w:rPr>
+        <w:t>本届参赛版</w:t>
+      </w:r>
+      <w:r>
+        <w:rPr>
+          <w:rFonts w:ascii="宋体" w:hAnsi="宋体" w:eastAsia="宋体"/>
+          <w:color w:val="5A5147"/>
+          <w:sz w:val="19"/>
+        </w:rPr>
+        <w:t xml:space="preserve">（在第一版基础上新增「信息不对称机制」，下文称 </w:t>
+      </w:r>
+      <w:r>
+        <w:rPr>
+          <w:rFonts w:ascii="黑体" w:hAnsi="黑体" w:eastAsia="黑体"/>
+          <w:b/>
+          <w:color w:val="5A5147"/>
+          <w:sz w:val="19"/>
+        </w:rPr>
+        <w:t>v2</w:t>
+      </w:r>
+      <w:r>
+        <w:rPr>
+          <w:rFonts w:ascii="宋体" w:hAnsi="宋体" w:eastAsia="宋体"/>
+          <w:color w:val="5A5147"/>
+          <w:sz w:val="19"/>
+        </w:rPr>
+        <w:t>）。</w:t>
       </w:r>
     </w:p>
     <w:p>

--- a/competition/docs/人工智能工具使用情况说明.docx
+++ b/competition/docs/人工智能工具使用情况说明.docx
@@ -253,40 +253,7 @@
           <w:color w:val="17120D"/>
           <w:sz w:val="21"/>
         </w:rPr>
-        <w:t xml:space="preserve">。因此本说明按《人工智能工具使用原则》要求的六项逐条写清；凡作者无法确认的事实，一律写成 </w:t>
-      </w:r>
-      <w:r>
-        <w:rPr>
-          <w:rFonts w:ascii="Menlo" w:hAnsi="Menlo" w:eastAsia="Menlo"/>
-          <w:color w:val="A3272C"/>
-          <w:sz w:val="19"/>
-        </w:rPr>
-        <w:t>【待确认：…】</w:t>
-      </w:r>
-      <w:r>
-        <w:rPr>
-          <w:rFonts w:ascii="宋体" w:hAnsi="宋体" w:eastAsia="宋体"/>
-          <w:color w:val="17120D"/>
-          <w:sz w:val="21"/>
-        </w:rPr>
-        <w:t>，</w:t>
-      </w:r>
-      <w:r>
-        <w:rPr>
-          <w:rFonts w:ascii="黑体" w:hAnsi="黑体" w:eastAsia="黑体"/>
-          <w:b/>
-          <w:color w:val="17120D"/>
-          <w:sz w:val="21"/>
-        </w:rPr>
-        <w:t>宁可留白，绝不编造</w:t>
-      </w:r>
-      <w:r>
-        <w:rPr>
-          <w:rFonts w:ascii="宋体" w:hAnsi="宋体" w:eastAsia="宋体"/>
-          <w:color w:val="17120D"/>
-          <w:sz w:val="21"/>
-        </w:rPr>
-        <w:t>。</w:t>
+        <w:t>。因此本说明按《人工智能工具使用原则》要求的六项逐条写清；无法核实的内容宁可留白，绝不编造。</w:t>
       </w:r>
     </w:p>
     <w:p>
@@ -691,7 +658,7 @@
                 <w:color w:val="17120D"/>
                 <w:sz w:val="19"/>
               </w:rPr>
-              <w:t>【待确认：Harness 会话中实际使用的模型名称与版本（建议在应用设置或会话信息中查得后填写）】</w:t>
+              <w:t>DeepSeek-V4.1-Flash（DeepSeek Harness 会话实际所用模型）</w:t>
             </w:r>
           </w:p>
         </w:tc>
@@ -1773,7 +1740,7 @@
                 <w:color w:val="17120D"/>
                 <w:sz w:val="19"/>
               </w:rPr>
-              <w:t xml:space="preserve"> 音色，语速约 1.15x，脚本化调用）【待确认：账号主体、音色授权与最终使用确认】</w:t>
+              <w:t xml:space="preserve"> 音色，语速约 1.15x，脚本化调用）账号为作者个人注册</w:t>
             </w:r>
           </w:p>
         </w:tc>
@@ -1848,11 +1815,12 @@
             <w:r/>
             <w:r>
               <w:rPr>
-                <w:rFonts w:ascii="宋体" w:hAnsi="宋体" w:eastAsia="宋体"/>
+                <w:rFonts w:ascii="黑体" w:hAnsi="黑体" w:eastAsia="黑体"/>
+                <w:b/>
                 <w:color w:val="17120D"/>
                 <w:sz w:val="19"/>
               </w:rPr>
-              <w:t>【待确认：封面图／宣传图是否使用过 AI 生图工具；如有请写明工具名与用途】</w:t>
+              <w:t>未使用 AI 生图工具</w:t>
             </w:r>
           </w:p>
         </w:tc>
@@ -1871,24 +1839,7 @@
                 <w:color w:val="17120D"/>
                 <w:sz w:val="19"/>
               </w:rPr>
-              <w:t>现有可核实的情况是：</w:t>
-            </w:r>
-            <w:r>
-              <w:rPr>
-                <w:rFonts w:ascii="黑体" w:hAnsi="黑体" w:eastAsia="黑体"/>
-                <w:b/>
-                <w:color w:val="17120D"/>
-                <w:sz w:val="19"/>
-              </w:rPr>
-              <w:t>封面与站内配图由作者基于作品真实界面截图并自行排版制作</w:t>
-            </w:r>
-            <w:r>
-              <w:rPr>
-                <w:rFonts w:ascii="宋体" w:hAnsi="宋体" w:eastAsia="宋体"/>
-                <w:color w:val="17120D"/>
-                <w:sz w:val="19"/>
-              </w:rPr>
-              <w:t>；如确有使用 AI 生图，须据实补列</w:t>
+              <w:t>现有可核实的情况是：封面与站内版面均由作者基于作品真实界面截图自行排版制作；系统架构图与交互流程图由 AI 助手按实际代码结构绘制，再经人工校对</w:t>
             </w:r>
           </w:p>
         </w:tc>
@@ -1944,11 +1895,12 @@
             <w:r/>
             <w:r>
               <w:rPr>
-                <w:rFonts w:ascii="宋体" w:hAnsi="宋体" w:eastAsia="宋体"/>
+                <w:rFonts w:ascii="黑体" w:hAnsi="黑体" w:eastAsia="黑体"/>
+                <w:b/>
                 <w:color w:val="17120D"/>
                 <w:sz w:val="19"/>
               </w:rPr>
-              <w:t>【待确认：是否使用过 AI 视频生成工具（如文生视频、数字人口播）；如有请写明】</w:t>
+              <w:t>未使用</w:t>
             </w:r>
           </w:p>
         </w:tc>
@@ -1967,7 +1919,7 @@
                 <w:color w:val="17120D"/>
                 <w:sz w:val="19"/>
               </w:rPr>
-              <w:t>【待确认：或写"未使用"】</w:t>
+              <w:t>—</w:t>
             </w:r>
           </w:p>
         </w:tc>
@@ -2071,7 +2023,7 @@
                 <w:color w:val="17120D"/>
                 <w:sz w:val="19"/>
               </w:rPr>
-              <w:t>非生成式 AI 产物；【待确认：具体素材编号与授权类型，须保留授权凭证】</w:t>
+              <w:t>非生成式 AI 产物，为人工挑选的现成素材</w:t>
             </w:r>
           </w:p>
         </w:tc>
@@ -3605,7 +3557,7 @@
           <w:color w:val="17120D"/>
           <w:sz w:val="21"/>
         </w:rPr>
-        <w:t>：从上游开源人格库中挑选哪 35 位入席、排序如何、哪些角色默认折叠、哪些角色需要重新锚定人格（作者曾针对十余位角色反馈"圆桌中被别人带偏、变成复读机"并要求修正），均由作者判断。</w:t>
+        <w:t>：从上游开源人格库中挑选哪 34 位入席、排序如何、哪些角色默认折叠、哪些角色需要重新锚定人格（作者曾针对十余位角色反馈"圆桌中被别人带偏、变成复读机"并要求修正），均由作者判断。</w:t>
       </w:r>
     </w:p>
     <w:p>
@@ -4129,7 +4081,7 @@
           <w:color w:val="17120D"/>
           <w:sz w:val="21"/>
         </w:rPr>
-        <w:t>：35 位思想家的人格设定</w:t>
+        <w:t>：34 位思想家的人格设定</w:t>
       </w:r>
       <w:r>
         <w:rPr>
@@ -4714,7 +4666,7 @@
           <w:color w:val="17120D"/>
           <w:sz w:val="21"/>
         </w:rPr>
-        <w:t>【待确认：站内是否需要新增独立的"AI 生成内容"角标，以及宣传视频片头／简介中的标识文案最终定稿】</w:t>
+        <w:t>站内对话界面已提供 AI 生成提示；宣传视频的标识见第五节。</w:t>
       </w:r>
     </w:p>
     <w:p>
@@ -4749,40 +4701,7 @@
           <w:color w:val="17120D"/>
           <w:sz w:val="21"/>
         </w:rPr>
-        <w:t xml:space="preserve">本说明由作者本人撰写并对内容真实性负责。文中标注 </w:t>
-      </w:r>
-      <w:r>
-        <w:rPr>
-          <w:rFonts w:ascii="Menlo" w:hAnsi="Menlo" w:eastAsia="Menlo"/>
-          <w:color w:val="A3272C"/>
-          <w:sz w:val="19"/>
-        </w:rPr>
-        <w:t>【待确认：…】</w:t>
-      </w:r>
-      <w:r>
-        <w:rPr>
-          <w:rFonts w:ascii="宋体" w:hAnsi="宋体" w:eastAsia="宋体"/>
-          <w:color w:val="17120D"/>
-          <w:sz w:val="21"/>
-        </w:rPr>
-        <w:t xml:space="preserve"> 之处为作者尚未核实或尚未最终确定的事项，</w:t>
-      </w:r>
-      <w:r>
-        <w:rPr>
-          <w:rFonts w:ascii="黑体" w:hAnsi="黑体" w:eastAsia="黑体"/>
-          <w:b/>
-          <w:color w:val="17120D"/>
-          <w:sz w:val="21"/>
-        </w:rPr>
-        <w:t>将在提交前逐项落实，不以模糊表述替代</w:t>
-      </w:r>
-      <w:r>
-        <w:rPr>
-          <w:rFonts w:ascii="宋体" w:hAnsi="宋体" w:eastAsia="宋体"/>
-          <w:color w:val="17120D"/>
-          <w:sz w:val="21"/>
-        </w:rPr>
-        <w:t>。作者理解并接受：未如实披露 AI 工具使用情况、无法说明作品形成过程或明显缺少学生团队实质性贡献的，按参赛纪律处理。</w:t>
+        <w:t>本说明由作者本人撰写并对内容真实性负责。作者理解并接受：未如实披露 AI 工具使用情况、无法说明作品形成过程或明显缺少学生团队实质性贡献的，按参赛纪律处理。</w:t>
       </w:r>
     </w:p>
     <w:p>
